--- a/treasury-platform/docs/30-readiness/word/DOC-F08-unified-request-status-model.docx
+++ b/treasury-platform/docs/30-readiness/word/DOC-F08-unified-request-status-model.docx
@@ -10101,14 +10101,23 @@
             </w:pPr>
             <w:r>
               <w:rPr>
-                <w:rFonts w:ascii="Arial" w:cs="Arial" w:eastAsia="Arial" w:hAnsi="Arial"/>
-                <w:b w:val="false"/>
-                <w:bCs w:val="false"/>
-                <w:sz w:val="18"/>
-                <w:szCs w:val="18"/>
-                <w:rtl/>
-              </w:rPr>
-              <w:t xml:space="preserve">يُعتمد كما في §4، ويسري على كل أنواع الطلبات لأن قيود القاعدة تفرضه</w:t>
+                <w:rFonts w:ascii="Segoe UI Emoji" w:cs="Segoe UI Emoji" w:eastAsia="Segoe UI Emoji" w:hAnsi="Segoe UI Emoji"/>
+                <w:sz w:val="18"/>
+                <w:szCs w:val="18"/>
+                <w:rtl/>
+              </w:rPr>
+              <w:t xml:space="preserve">✅</w:t>
+            </w:r>
+            <w:r>
+              <w:rPr>
+                <w:rFonts w:ascii="Arial" w:cs="Arial" w:eastAsia="Arial" w:hAnsi="Arial"/>
+                <w:b w:val="false"/>
+                <w:bCs w:val="false"/>
+                <w:sz w:val="18"/>
+                <w:szCs w:val="18"/>
+                <w:rtl/>
+              </w:rPr>
+              <w:t xml:space="preserve"> معتمد من المالك (2026-10-12): يُعتمد كما في §4، ويسري على كل أنواع الطلبات لأن قيود القاعدة تفرضه</w:t>
             </w:r>
           </w:p>
         </w:tc>
@@ -10289,14 +10298,23 @@
             </w:pPr>
             <w:r>
               <w:rPr>
-                <w:rFonts w:ascii="Arial" w:cs="Arial" w:eastAsia="Arial" w:hAnsi="Arial"/>
-                <w:b w:val="false"/>
-                <w:bCs w:val="false"/>
-                <w:sz w:val="18"/>
-                <w:szCs w:val="18"/>
-                <w:rtl/>
-              </w:rPr>
-              <w:t xml:space="preserve">نعم، لا يمران بالإقفال</w:t>
+                <w:rFonts w:ascii="Segoe UI Emoji" w:cs="Segoe UI Emoji" w:eastAsia="Segoe UI Emoji" w:hAnsi="Segoe UI Emoji"/>
+                <w:sz w:val="18"/>
+                <w:szCs w:val="18"/>
+                <w:rtl/>
+              </w:rPr>
+              <w:t xml:space="preserve">✅</w:t>
+            </w:r>
+            <w:r>
+              <w:rPr>
+                <w:rFonts w:ascii="Arial" w:cs="Arial" w:eastAsia="Arial" w:hAnsi="Arial"/>
+                <w:b w:val="false"/>
+                <w:bCs w:val="false"/>
+                <w:sz w:val="18"/>
+                <w:szCs w:val="18"/>
+                <w:rtl/>
+              </w:rPr>
+              <w:t xml:space="preserve"> معتمد من المالك (2026-10-12): نعم، لا يمران بالإقفال</w:t>
             </w:r>
           </w:p>
         </w:tc>
@@ -10500,14 +10518,23 @@
             </w:pPr>
             <w:r>
               <w:rPr>
-                <w:rFonts w:ascii="Arial" w:cs="Arial" w:eastAsia="Arial" w:hAnsi="Arial"/>
-                <w:b w:val="false"/>
-                <w:bCs w:val="false"/>
-                <w:sz w:val="18"/>
-                <w:szCs w:val="18"/>
-                <w:rtl/>
-              </w:rPr>
-              <w:t xml:space="preserve">TM افتراضيًا؛ ويضيفه المشترك لـ FO إن شاء</w:t>
+                <w:rFonts w:ascii="Segoe UI Emoji" w:cs="Segoe UI Emoji" w:eastAsia="Segoe UI Emoji" w:hAnsi="Segoe UI Emoji"/>
+                <w:sz w:val="18"/>
+                <w:szCs w:val="18"/>
+                <w:rtl/>
+              </w:rPr>
+              <w:t xml:space="preserve">✅</w:t>
+            </w:r>
+            <w:r>
+              <w:rPr>
+                <w:rFonts w:ascii="Arial" w:cs="Arial" w:eastAsia="Arial" w:hAnsi="Arial"/>
+                <w:b w:val="false"/>
+                <w:bCs w:val="false"/>
+                <w:sz w:val="18"/>
+                <w:szCs w:val="18"/>
+                <w:rtl/>
+              </w:rPr>
+              <w:t xml:space="preserve"> معتمد من المالك (2026-10-12): TM افتراضيًا؛ ويضيفه المشترك لـ FO إن شاء</w:t>
             </w:r>
           </w:p>
         </w:tc>
@@ -10688,14 +10715,23 @@
             </w:pPr>
             <w:r>
               <w:rPr>
-                <w:rFonts w:ascii="Arial" w:cs="Arial" w:eastAsia="Arial" w:hAnsi="Arial"/>
-                <w:b w:val="false"/>
-                <w:bCs w:val="false"/>
-                <w:sz w:val="18"/>
-                <w:szCs w:val="18"/>
-                <w:rtl/>
-              </w:rPr>
-              <w:t xml:space="preserve">المُقفِل ليس الطالب ولا المنشئ ولا المُسنَد الذي أكمل آخر مرحلة؛ موافقة TM عند نقطة الحجز لا تمنعه؛ والاستثناء بـ </w:t>
+                <w:rFonts w:ascii="Segoe UI Emoji" w:cs="Segoe UI Emoji" w:eastAsia="Segoe UI Emoji" w:hAnsi="Segoe UI Emoji"/>
+                <w:sz w:val="18"/>
+                <w:szCs w:val="18"/>
+                <w:rtl/>
+              </w:rPr>
+              <w:t xml:space="preserve">✅</w:t>
+            </w:r>
+            <w:r>
+              <w:rPr>
+                <w:rFonts w:ascii="Arial" w:cs="Arial" w:eastAsia="Arial" w:hAnsi="Arial"/>
+                <w:b w:val="false"/>
+                <w:bCs w:val="false"/>
+                <w:sz w:val="18"/>
+                <w:szCs w:val="18"/>
+                <w:rtl/>
+              </w:rPr>
+              <w:t xml:space="preserve"> معتمد من المالك (2026-10-12): المُقفِل ليس الطالب ولا المنشئ ولا المُسنَد الذي أكمل آخر مرحلة؛ موافقة TM عند نقطة الحجز لا تمنعه؛ والاستثناء بـ </w:t>
             </w:r>
             <w:r>
               <w:rPr>
@@ -10888,14 +10924,23 @@
             </w:pPr>
             <w:r>
               <w:rPr>
-                <w:rFonts w:ascii="Arial" w:cs="Arial" w:eastAsia="Arial" w:hAnsi="Arial"/>
-                <w:b w:val="false"/>
-                <w:bCs w:val="false"/>
-                <w:sz w:val="18"/>
-                <w:szCs w:val="18"/>
-                <w:rtl/>
-              </w:rPr>
-              <w:t xml:space="preserve">IN_PROGRESS «تحت الإجراء» كما في docs/20-database-design.md:406</w:t>
+                <w:rFonts w:ascii="Segoe UI Emoji" w:cs="Segoe UI Emoji" w:eastAsia="Segoe UI Emoji" w:hAnsi="Segoe UI Emoji"/>
+                <w:sz w:val="18"/>
+                <w:szCs w:val="18"/>
+                <w:rtl/>
+              </w:rPr>
+              <w:t xml:space="preserve">✅</w:t>
+            </w:r>
+            <w:r>
+              <w:rPr>
+                <w:rFonts w:ascii="Arial" w:cs="Arial" w:eastAsia="Arial" w:hAnsi="Arial"/>
+                <w:b w:val="false"/>
+                <w:bCs w:val="false"/>
+                <w:sz w:val="18"/>
+                <w:szCs w:val="18"/>
+                <w:rtl/>
+              </w:rPr>
+              <w:t xml:space="preserve"> معتمد من المالك (2026-10-12): IN_PROGRESS «تحت الإجراء» كما في docs/20-database-design.md:406</w:t>
             </w:r>
           </w:p>
         </w:tc>
@@ -11076,14 +11121,47 @@
             </w:pPr>
             <w:r>
               <w:rPr>
-                <w:rFonts w:ascii="Arial" w:cs="Arial" w:eastAsia="Arial" w:hAnsi="Arial"/>
-                <w:b w:val="false"/>
-                <w:bCs w:val="false"/>
-                <w:sz w:val="18"/>
-                <w:szCs w:val="18"/>
-                <w:rtl/>
-              </w:rPr>
-              <w:t xml:space="preserve">مثيل مفتوح للمرحلة النهائية، وإضافة CLOSE إلى RequestStageInstance.ExitAction</w:t>
+                <w:rFonts w:ascii="Segoe UI Emoji" w:cs="Segoe UI Emoji" w:eastAsia="Segoe UI Emoji" w:hAnsi="Segoe UI Emoji"/>
+                <w:sz w:val="18"/>
+                <w:szCs w:val="18"/>
+                <w:rtl/>
+              </w:rPr>
+              <w:t xml:space="preserve">✅</w:t>
+            </w:r>
+            <w:r>
+              <w:rPr>
+                <w:rFonts w:ascii="Arial" w:cs="Arial" w:eastAsia="Arial" w:hAnsi="Arial"/>
+                <w:b w:val="false"/>
+                <w:bCs w:val="false"/>
+                <w:sz w:val="18"/>
+                <w:szCs w:val="18"/>
+                <w:rtl/>
+              </w:rPr>
+              <w:t xml:space="preserve"> منفّذ (2026-10-13): </w:t>
+            </w:r>
+            <w:r>
+              <w:rPr>
+                <w:rFonts w:ascii="Courier New" w:cs="Courier New" w:eastAsia="Courier New" w:hAnsi="Courier New"/>
+                <w:b w:val="false"/>
+                <w:bCs w:val="false"/>
+                <w:color w:val="1F2937"/>
+                <w:sz w:val="16"/>
+                <w:szCs w:val="16"/>
+                <w:shd w:fill="F1F3F5" w:color="auto" w:val="clear"/>
+                <w:rtl/>
+              </w:rPr>
+              <w:t xml:space="preserve">‎CLOSE‎</w:t>
+            </w:r>
+            <w:r>
+              <w:rPr>
+                <w:rFonts w:ascii="Arial" w:cs="Arial" w:eastAsia="Arial" w:hAnsi="Arial"/>
+                <w:b w:val="false"/>
+                <w:bCs w:val="false"/>
+                <w:sz w:val="18"/>
+                <w:szCs w:val="18"/>
+                <w:rtl/>
+              </w:rPr>
+              <w:t xml:space="preserve"> في RequestStageInstance.ExitAction مع قيد يجعله يُنهي المثيل DONE؛ المثيل المفتوح للمرحلة النهائية يسمح به القيد القائم. المقترح: مثيل مفتوح للمرحلة النهائية، وإضافة CLOSE إلى RequestStageInstance.ExitAction</w:t>
             </w:r>
           </w:p>
         </w:tc>
@@ -11263,14 +11341,23 @@
             </w:pPr>
             <w:r>
               <w:rPr>
-                <w:rFonts w:ascii="Arial" w:cs="Arial" w:eastAsia="Arial" w:hAnsi="Arial"/>
-                <w:b w:val="false"/>
-                <w:bCs w:val="false"/>
-                <w:sz w:val="18"/>
-                <w:szCs w:val="18"/>
-                <w:rtl/>
-              </w:rPr>
-              <w:t xml:space="preserve">لا؛ التصحيح بطلب فرعي</w:t>
+                <w:rFonts w:ascii="Segoe UI Emoji" w:cs="Segoe UI Emoji" w:eastAsia="Segoe UI Emoji" w:hAnsi="Segoe UI Emoji"/>
+                <w:sz w:val="18"/>
+                <w:szCs w:val="18"/>
+                <w:rtl/>
+              </w:rPr>
+              <w:t xml:space="preserve">✅</w:t>
+            </w:r>
+            <w:r>
+              <w:rPr>
+                <w:rFonts w:ascii="Arial" w:cs="Arial" w:eastAsia="Arial" w:hAnsi="Arial"/>
+                <w:b w:val="false"/>
+                <w:bCs w:val="false"/>
+                <w:sz w:val="18"/>
+                <w:szCs w:val="18"/>
+                <w:rtl/>
+              </w:rPr>
+              <w:t xml:space="preserve"> معتمد من المالك (2026-10-12): لا؛ التصحيح بطلب فرعي</w:t>
             </w:r>
           </w:p>
         </w:tc>
@@ -11451,14 +11538,23 @@
             </w:pPr>
             <w:r>
               <w:rPr>
-                <w:rFonts w:ascii="Arial" w:cs="Arial" w:eastAsia="Arial" w:hAnsi="Arial"/>
-                <w:b w:val="false"/>
-                <w:bCs w:val="false"/>
-                <w:sz w:val="18"/>
-                <w:szCs w:val="18"/>
-                <w:rtl/>
-              </w:rPr>
-              <w:t xml:space="preserve">حدث جديد REQ.READY_TO_CLOSE لحاملي </w:t>
+                <w:rFonts w:ascii="Segoe UI Emoji" w:cs="Segoe UI Emoji" w:eastAsia="Segoe UI Emoji" w:hAnsi="Segoe UI Emoji"/>
+                <w:sz w:val="18"/>
+                <w:szCs w:val="18"/>
+                <w:rtl/>
+              </w:rPr>
+              <w:t xml:space="preserve">✅</w:t>
+            </w:r>
+            <w:r>
+              <w:rPr>
+                <w:rFonts w:ascii="Arial" w:cs="Arial" w:eastAsia="Arial" w:hAnsi="Arial"/>
+                <w:b w:val="false"/>
+                <w:bCs w:val="false"/>
+                <w:sz w:val="18"/>
+                <w:szCs w:val="18"/>
+                <w:rtl/>
+              </w:rPr>
+              <w:t xml:space="preserve"> معتمد من المالك (2026-10-12): حدث جديد REQ.READY_TO_CLOSE لحاملي </w:t>
             </w:r>
             <w:r>
               <w:rPr>
@@ -11662,14 +11758,23 @@
             </w:pPr>
             <w:r>
               <w:rPr>
-                <w:rFonts w:ascii="Arial" w:cs="Arial" w:eastAsia="Arial" w:hAnsi="Arial"/>
-                <w:b w:val="false"/>
-                <w:bCs w:val="false"/>
-                <w:sz w:val="18"/>
-                <w:szCs w:val="18"/>
-                <w:rtl/>
-              </w:rPr>
-              <w:t xml:space="preserve">كما في §4.5 و§5، وتُثبَّت في DOC-B10</w:t>
+                <w:rFonts w:ascii="Segoe UI Emoji" w:cs="Segoe UI Emoji" w:eastAsia="Segoe UI Emoji" w:hAnsi="Segoe UI Emoji"/>
+                <w:sz w:val="18"/>
+                <w:szCs w:val="18"/>
+                <w:rtl/>
+              </w:rPr>
+              <w:t xml:space="preserve">✅</w:t>
+            </w:r>
+            <w:r>
+              <w:rPr>
+                <w:rFonts w:ascii="Arial" w:cs="Arial" w:eastAsia="Arial" w:hAnsi="Arial"/>
+                <w:b w:val="false"/>
+                <w:bCs w:val="false"/>
+                <w:sz w:val="18"/>
+                <w:szCs w:val="18"/>
+                <w:rtl/>
+              </w:rPr>
+              <w:t xml:space="preserve"> منفّذ (2026-10-13): «تحت الإجراء» في المواصفة 13 ووثيقة التصميم وDOC-B10. المقترح: كما في §4.5 و§5، وتُثبَّت في DOC-B10</w:t>
             </w:r>
           </w:p>
         </w:tc>
@@ -11772,6 +11877,78 @@
         <w:t xml:space="preserve">8. تعارضات وفجوات في المصادر</w:t>
       </w:r>
       <w:bookmarkEnd w:id="14"/>
+    </w:p>
+    <w:p>
+      <w:pPr>
+        <w:bidi/>
+        <w:spacing w:after="110" w:before="0" w:line="312"/>
+      </w:pPr>
+      <w:r>
+        <w:rPr>
+          <w:rFonts w:ascii="Segoe UI Emoji" w:cs="Segoe UI Emoji" w:eastAsia="Segoe UI Emoji" w:hAnsi="Segoe UI Emoji"/>
+          <w:sz w:val="21"/>
+          <w:szCs w:val="21"/>
+          <w:rtl/>
+        </w:rPr>
+        <w:t xml:space="preserve">✅</w:t>
+      </w:r>
+      <w:r>
+        <w:rPr>
+          <w:rFonts w:ascii="Arial" w:cs="Arial" w:eastAsia="Arial" w:hAnsi="Arial"/>
+          <w:b w:val="false"/>
+          <w:bCs w:val="false"/>
+          <w:sz w:val="21"/>
+          <w:szCs w:val="21"/>
+          <w:rtl/>
+        </w:rPr>
+        <w:t xml:space="preserve"> </w:t>
+      </w:r>
+      <w:r>
+        <w:rPr>
+          <w:rFonts w:ascii="Arial" w:cs="Arial" w:eastAsia="Arial" w:hAnsi="Arial"/>
+          <w:b/>
+          <w:bCs/>
+          <w:sz w:val="21"/>
+          <w:szCs w:val="21"/>
+          <w:rtl/>
+        </w:rPr>
+        <w:t xml:space="preserve">حُلّت البنود 1 إلى 8 في 2026-10-13</w:t>
+      </w:r>
+      <w:r>
+        <w:rPr>
+          <w:rFonts w:ascii="Arial" w:cs="Arial" w:eastAsia="Arial" w:hAnsi="Arial"/>
+          <w:b w:val="false"/>
+          <w:bCs w:val="false"/>
+          <w:sz w:val="21"/>
+          <w:szCs w:val="21"/>
+          <w:rtl/>
+        </w:rPr>
+        <w:t xml:space="preserve"> بتعديل المواصفة 13 (BR-WFL-027، FR-WFL-042، الصف 29 في مصفوفة الصلاحيات، مخطط §8، تدفق F-WFL-1، كتالوج الأحداث)، وبإضافة CLOSE إلى </w:t>
+      </w:r>
+      <w:r>
+        <w:rPr>
+          <w:rFonts w:ascii="Courier New" w:cs="Courier New" w:eastAsia="Courier New" w:hAnsi="Courier New"/>
+          <w:b w:val="false"/>
+          <w:bCs w:val="false"/>
+          <w:color w:val="1F2937"/>
+          <w:sz w:val="18"/>
+          <w:szCs w:val="18"/>
+          <w:shd w:fill="F1F3F5" w:color="auto" w:val="clear"/>
+          <w:rtl/>
+        </w:rPr>
+        <w:t xml:space="preserve">‎ExitAction‎</w:t>
+      </w:r>
+      <w:r>
+        <w:rPr>
+          <w:rFonts w:ascii="Arial" w:cs="Arial" w:eastAsia="Arial" w:hAnsi="Arial"/>
+          <w:b w:val="false"/>
+          <w:bCs w:val="false"/>
+          <w:sz w:val="21"/>
+          <w:szCs w:val="21"/>
+          <w:rtl/>
+        </w:rPr>
+        <w:t xml:space="preserve">، وبتوحيد التسمية «تحت الإجراء». أرقام الأسطر أدناه تصف المصادر قبل التعديل.</w:t>
+      </w:r>
     </w:p>
     <w:p>
       <w:pPr>
